--- a/evals/gold/nda/sg_mutual_nda.docx
+++ b/evals/gold/nda/sg_mutual_nda.docx
@@ -82,7 +82,7 @@
     </w:p>
     <w:p>
       <w:r>
-        <w:t>This Agreement continues for 3 years from the Effective Date.</w:t>
+        <w:t>This Agreement continues for 2 years from the Effective Date.</w:t>
       </w:r>
     </w:p>
     <w:p>
@@ -92,7 +92,7 @@
     </w:p>
     <w:p>
       <w:r>
-        <w:t>Damages may be inadequate and injunctive relief may be sought.</w:t>
+        <w:t>Damages may be inadequate and injunctive relief may be sought. The Recipient shall pay liquidated damages of S$50,000 for each breach.</w:t>
       </w:r>
     </w:p>
     <w:p>
